--- a/抽離教學_數學/高三數學/導數_高三理數學/練習_導數的概念及其意義_抽離小班共用版.docx
+++ b/抽離教學_數學/高三數學/導數_高三理數學/練習_導數的概念及其意義_抽離小班共用版.docx
@@ -60,6 +60,7 @@
     </w:p>
     <w:p>
       <w:pPr>
+        <w:keepNext/>
         <w:spacing w:line="360" w:lineRule="auto" w:after="80"/>
         <w:jc w:val="left"/>
       </w:pPr>
@@ -323,6 +324,7 @@
     </w:p>
     <w:p>
       <w:pPr>
+        <w:keepNext/>
         <w:spacing w:line="360" w:lineRule="auto" w:after="80"/>
         <w:jc w:val="left"/>
       </w:pPr>
@@ -958,6 +960,7 @@
     </w:p>
     <w:p>
       <w:pPr>
+        <w:keepNext/>
         <w:spacing w:line="360" w:lineRule="auto" w:after="80"/>
         <w:jc w:val="left"/>
       </w:pPr>
@@ -969,7 +972,7 @@
           <w:sz w:val="28"/>
           <w:szCs w:val="28"/>
         </w:rPr>
-        <w:t xml:space="preserve">三、練習C（★★★）—— 情境應用</w:t>
+        <w:t xml:space="preserve">三、練習C（★★★）—— 切線方程與情境應用</w:t>
       </w:r>
     </w:p>
     <w:p>
@@ -987,32 +990,7 @@
           <w:sz w:val="24"/>
           <w:szCs w:val="24"/>
         </w:rPr>
-        <w:t xml:space="preserve">火箭發射 t 秒後，高度 </w:t>
-      </w:r>
-      <m:oMath>
-        <m:r>
-          <m:t xml:space="preserve">h(t)=0.9</m:t>
-        </m:r>
-        <m:sSup>
-          <m:e>
-            <m:r>
-              <m:t xml:space="preserve">t</m:t>
-            </m:r>
-          </m:e>
-          <m:sup>
-            <m:r>
-              <m:t xml:space="preserve">2</m:t>
-            </m:r>
-          </m:sup>
-        </m:sSup>
-      </m:oMath>
-      <w:r>
-        <w:rPr>
-          <w:rFonts w:ascii="Calibri" w:hAnsi="Calibri" w:eastAsia="微軟正黑體"/>
-          <w:sz w:val="24"/>
-          <w:szCs w:val="24"/>
-        </w:rPr>
-        <w:t xml:space="preserve">（單位：m）。</w:t>
+        <w:t xml:space="preserve">（切線方程）先求導數、代入求斜率，再代入點斜式——同「講義」範例的三步驟一樣。</w:t>
       </w:r>
     </w:p>
     <w:tbl>
@@ -1054,7 +1032,104 @@
                 <w:sz w:val="24"/>
                 <w:szCs w:val="24"/>
               </w:rPr>
-              <w:t xml:space="preserve">7．求 1≤t≤2 這段時間，火箭爬高的平均速度。</w:t>
+              <w:t xml:space="preserve">7．已知曲線 C：</w:t>
+            </w:r>
+            <m:oMath>
+              <m:r>
+                <m:t xml:space="preserve">f(x)=</m:t>
+              </m:r>
+              <m:sSup>
+                <m:e>
+                  <m:r>
+                    <m:t xml:space="preserve">x</m:t>
+                  </m:r>
+                </m:e>
+                <m:sup>
+                  <m:r>
+                    <m:t xml:space="preserve">2</m:t>
+                  </m:r>
+                </m:sup>
+              </m:sSup>
+              <m:r>
+                <m:t xml:space="preserve">-2x+3</m:t>
+              </m:r>
+            </m:oMath>
+            <w:r>
+              <w:rPr>
+                <w:rFonts w:ascii="Calibri" w:hAnsi="Calibri" w:eastAsia="微軟正黑體"/>
+                <w:sz w:val="24"/>
+                <w:szCs w:val="24"/>
+              </w:rPr>
+              <w:t xml:space="preserve">。</w:t>
+            </w:r>
+          </w:p>
+          <w:p>
+            <w:pPr>
+              <w:spacing w:line="360" w:lineRule="auto" w:after="80"/>
+              <w:jc w:val="left"/>
+            </w:pPr>
+            <w:r>
+              <w:rPr>
+                <w:rFonts w:ascii="Calibri" w:hAnsi="Calibri" w:eastAsia="微軟正黑體"/>
+                <w:sz w:val="24"/>
+                <w:szCs w:val="24"/>
+              </w:rPr>
+              <w:t xml:space="preserve">　(1) 求 </w:t>
+            </w:r>
+            <m:oMath>
+              <m:r>
+                <m:t xml:space="preserve">f'(2)</m:t>
+              </m:r>
+            </m:oMath>
+            <w:r>
+              <w:rPr>
+                <w:rFonts w:ascii="Calibri" w:hAnsi="Calibri" w:eastAsia="微軟正黑體"/>
+                <w:sz w:val="24"/>
+                <w:szCs w:val="24"/>
+              </w:rPr>
+              <w:t xml:space="preserve"> 的值；</w:t>
+            </w:r>
+          </w:p>
+          <w:p>
+            <w:pPr>
+              <w:spacing w:line="360" w:lineRule="auto" w:after="80"/>
+              <w:jc w:val="left"/>
+            </w:pPr>
+            <w:r>
+              <w:rPr>
+                <w:rFonts w:ascii="Calibri" w:hAnsi="Calibri" w:eastAsia="微軟正黑體"/>
+                <w:sz w:val="24"/>
+                <w:szCs w:val="24"/>
+              </w:rPr>
+              <w:t xml:space="preserve">　(2) 求曲線 C 在點 </w:t>
+            </w:r>
+            <m:oMath>
+              <m:r>
+                <m:t xml:space="preserve">P(2,f(2))</m:t>
+              </m:r>
+            </m:oMath>
+            <w:r>
+              <w:rPr>
+                <w:rFonts w:ascii="Calibri" w:hAnsi="Calibri" w:eastAsia="微軟正黑體"/>
+                <w:sz w:val="24"/>
+                <w:szCs w:val="24"/>
+              </w:rPr>
+              <w:t xml:space="preserve"> 處的切線方程。</w:t>
+            </w:r>
+          </w:p>
+          <w:p>
+            <w:pPr>
+              <w:spacing w:line="360" w:lineRule="auto" w:before="120" w:after="0"/>
+              <w:pBdr>
+                <w:bottom w:val="single" w:sz="5" w:space="4" w:color="AAAAAA"/>
+              </w:pBdr>
+            </w:pPr>
+            <w:r>
+              <w:rPr>
+                <w:sz w:val="32"/>
+                <w:szCs w:val="32"/>
+              </w:rPr>
+              <w:t xml:space="preserve"> </w:t>
             </w:r>
           </w:p>
           <w:p>
@@ -1149,7 +1224,50 @@
                 <w:sz w:val="24"/>
                 <w:szCs w:val="24"/>
               </w:rPr>
-              <w:t xml:space="preserve">8．求發射後第 10 秒時，火箭爬高的瞬時速度。</w:t>
+              <w:t xml:space="preserve">8．求拋物線 </w:t>
+            </w:r>
+            <m:oMath>
+              <m:r>
+                <m:t xml:space="preserve">f(x)=</m:t>
+              </m:r>
+              <m:sSup>
+                <m:e>
+                  <m:r>
+                    <m:t xml:space="preserve">x</m:t>
+                  </m:r>
+                </m:e>
+                <m:sup>
+                  <m:r>
+                    <m:t xml:space="preserve">2</m:t>
+                  </m:r>
+                </m:sup>
+              </m:sSup>
+              <m:r>
+                <m:t xml:space="preserve">-3</m:t>
+              </m:r>
+            </m:oMath>
+            <w:r>
+              <w:rPr>
+                <w:rFonts w:ascii="Calibri" w:hAnsi="Calibri" w:eastAsia="微軟正黑體"/>
+                <w:sz w:val="24"/>
+                <w:szCs w:val="24"/>
+              </w:rPr>
+              <w:t xml:space="preserve"> 在點 (2, 1) 處的切線斜率與切線方程。</w:t>
+            </w:r>
+          </w:p>
+          <w:p>
+            <w:pPr>
+              <w:spacing w:line="360" w:lineRule="auto" w:before="120" w:after="0"/>
+              <w:pBdr>
+                <w:bottom w:val="single" w:sz="5" w:space="4" w:color="AAAAAA"/>
+              </w:pBdr>
+            </w:pPr>
+            <w:r>
+              <w:rPr>
+                <w:sz w:val="32"/>
+                <w:szCs w:val="32"/>
+              </w:rPr>
+              <w:t xml:space="preserve"> </w:t>
             </w:r>
           </w:p>
           <w:p>
@@ -1343,6 +1461,54 @@
         <w:spacing w:line="360" w:lineRule="auto"/>
       </w:pPr>
     </w:p>
+    <w:p>
+      <w:pPr>
+        <w:spacing w:line="360" w:lineRule="auto"/>
+      </w:pPr>
+    </w:p>
+    <w:p>
+      <w:pPr>
+        <w:spacing w:line="360" w:lineRule="auto" w:after="80"/>
+        <w:shd w:val="clear" w:color="auto" w:fill="F0F0F0"/>
+        <w:pBdr>
+          <w:left w:val="single" w:sz="18" w:space="8" w:color="555555"/>
+        </w:pBdr>
+        <w:jc w:val="left"/>
+      </w:pPr>
+      <w:r>
+        <w:rPr>
+          <w:rFonts w:ascii="Calibri" w:hAnsi="Calibri" w:eastAsia="微軟正黑體"/>
+          <w:sz w:val="24"/>
+          <w:szCs w:val="24"/>
+        </w:rPr>
+        <w:t xml:space="preserve">（情境應用）火箭發射 t 秒後，高度 </w:t>
+      </w:r>
+      <m:oMath>
+        <m:r>
+          <m:t xml:space="preserve">h(t)=0.9</m:t>
+        </m:r>
+        <m:sSup>
+          <m:e>
+            <m:r>
+              <m:t xml:space="preserve">t</m:t>
+            </m:r>
+          </m:e>
+          <m:sup>
+            <m:r>
+              <m:t xml:space="preserve">2</m:t>
+            </m:r>
+          </m:sup>
+        </m:sSup>
+      </m:oMath>
+      <w:r>
+        <w:rPr>
+          <w:rFonts w:ascii="Calibri" w:hAnsi="Calibri" w:eastAsia="微軟正黑體"/>
+          <w:sz w:val="24"/>
+          <w:szCs w:val="24"/>
+        </w:rPr>
+        <w:t xml:space="preserve">（單位：m）。</w:t>
+      </w:r>
+    </w:p>
     <w:tbl>
       <w:tblPr>
         <w:tblW w:w="11338" w:type="dxa"/>
@@ -1382,7 +1548,197 @@
                 <w:sz w:val="24"/>
                 <w:szCs w:val="24"/>
               </w:rPr>
-              <w:t xml:space="preserve">10．已知 </w:t>
+              <w:t xml:space="preserve">10．求 1≤t≤2 這段時間，火箭爬高的平均速度。</w:t>
+            </w:r>
+          </w:p>
+          <w:p>
+            <w:pPr>
+              <w:spacing w:line="360" w:lineRule="auto" w:before="120" w:after="0"/>
+              <w:pBdr>
+                <w:bottom w:val="single" w:sz="5" w:space="4" w:color="AAAAAA"/>
+              </w:pBdr>
+            </w:pPr>
+            <w:r>
+              <w:rPr>
+                <w:sz w:val="32"/>
+                <w:szCs w:val="32"/>
+              </w:rPr>
+              <w:t xml:space="preserve"> </w:t>
+            </w:r>
+          </w:p>
+          <w:p>
+            <w:pPr>
+              <w:spacing w:line="360" w:lineRule="auto" w:before="120" w:after="0"/>
+              <w:pBdr>
+                <w:bottom w:val="single" w:sz="5" w:space="4" w:color="AAAAAA"/>
+              </w:pBdr>
+            </w:pPr>
+            <w:r>
+              <w:rPr>
+                <w:sz w:val="32"/>
+                <w:szCs w:val="32"/>
+              </w:rPr>
+              <w:t xml:space="preserve"> </w:t>
+            </w:r>
+          </w:p>
+          <w:p>
+            <w:pPr>
+              <w:spacing w:line="360" w:lineRule="auto" w:before="120" w:after="0"/>
+              <w:pBdr>
+                <w:bottom w:val="single" w:sz="5" w:space="4" w:color="AAAAAA"/>
+              </w:pBdr>
+            </w:pPr>
+            <w:r>
+              <w:rPr>
+                <w:sz w:val="32"/>
+                <w:szCs w:val="32"/>
+              </w:rPr>
+              <w:t xml:space="preserve"> </w:t>
+            </w:r>
+          </w:p>
+        </w:tc>
+      </w:tr>
+    </w:tbl>
+    <w:p>
+      <w:pPr>
+        <w:spacing w:line="360" w:lineRule="auto"/>
+      </w:pPr>
+    </w:p>
+    <w:tbl>
+      <w:tblPr>
+        <w:tblW w:w="11338" w:type="dxa"/>
+        <w:tblBorders>
+          <w:top w:val="single" w:sz="4" w:space="0" w:color="000000"/>
+          <w:left w:val="single" w:sz="4" w:space="0" w:color="000000"/>
+          <w:bottom w:val="single" w:sz="4" w:space="0" w:color="000000"/>
+          <w:right w:val="single" w:sz="4" w:space="0" w:color="000000"/>
+        </w:tblBorders>
+        <w:tblLayout w:type="fixed"/>
+      </w:tblPr>
+      <w:tblGrid>
+        <w:gridCol w:w="11338"/>
+      </w:tblGrid>
+      <w:tr>
+        <w:trPr>
+          <w:cantSplit/>
+        </w:trPr>
+        <w:tc>
+          <w:tcPr>
+            <w:tcW w:w="11338" w:type="dxa"/>
+            <w:tcMar>
+              <w:top w:w="80" w:type="dxa"/>
+              <w:left w:w="120" w:type="dxa"/>
+              <w:bottom w:w="80" w:type="dxa"/>
+              <w:right w:w="120" w:type="dxa"/>
+            </w:tcMar>
+          </w:tcPr>
+          <w:p>
+            <w:pPr>
+              <w:spacing w:line="360" w:lineRule="auto" w:after="80"/>
+              <w:jc w:val="left"/>
+            </w:pPr>
+            <w:r>
+              <w:rPr>
+                <w:rFonts w:ascii="Calibri" w:hAnsi="Calibri" w:eastAsia="微軟正黑體"/>
+                <w:sz w:val="24"/>
+                <w:szCs w:val="24"/>
+              </w:rPr>
+              <w:t xml:space="preserve">11．求發射後第 10 秒時，火箭爬高的瞬時速度。</w:t>
+            </w:r>
+          </w:p>
+          <w:p>
+            <w:pPr>
+              <w:spacing w:line="360" w:lineRule="auto" w:before="120" w:after="0"/>
+              <w:pBdr>
+                <w:bottom w:val="single" w:sz="5" w:space="4" w:color="AAAAAA"/>
+              </w:pBdr>
+            </w:pPr>
+            <w:r>
+              <w:rPr>
+                <w:sz w:val="32"/>
+                <w:szCs w:val="32"/>
+              </w:rPr>
+              <w:t xml:space="preserve"> </w:t>
+            </w:r>
+          </w:p>
+          <w:p>
+            <w:pPr>
+              <w:spacing w:line="360" w:lineRule="auto" w:before="120" w:after="0"/>
+              <w:pBdr>
+                <w:bottom w:val="single" w:sz="5" w:space="4" w:color="AAAAAA"/>
+              </w:pBdr>
+            </w:pPr>
+            <w:r>
+              <w:rPr>
+                <w:sz w:val="32"/>
+                <w:szCs w:val="32"/>
+              </w:rPr>
+              <w:t xml:space="preserve"> </w:t>
+            </w:r>
+          </w:p>
+          <w:p>
+            <w:pPr>
+              <w:spacing w:line="360" w:lineRule="auto" w:before="120" w:after="0"/>
+              <w:pBdr>
+                <w:bottom w:val="single" w:sz="5" w:space="4" w:color="AAAAAA"/>
+              </w:pBdr>
+            </w:pPr>
+            <w:r>
+              <w:rPr>
+                <w:sz w:val="32"/>
+                <w:szCs w:val="32"/>
+              </w:rPr>
+              <w:t xml:space="preserve"> </w:t>
+            </w:r>
+          </w:p>
+        </w:tc>
+      </w:tr>
+    </w:tbl>
+    <w:p>
+      <w:pPr>
+        <w:spacing w:line="360" w:lineRule="auto"/>
+      </w:pPr>
+    </w:p>
+    <w:tbl>
+      <w:tblPr>
+        <w:tblW w:w="11338" w:type="dxa"/>
+        <w:tblBorders>
+          <w:top w:val="single" w:sz="4" w:space="0" w:color="000000"/>
+          <w:left w:val="single" w:sz="4" w:space="0" w:color="000000"/>
+          <w:bottom w:val="single" w:sz="4" w:space="0" w:color="000000"/>
+          <w:right w:val="single" w:sz="4" w:space="0" w:color="000000"/>
+        </w:tblBorders>
+        <w:tblLayout w:type="fixed"/>
+      </w:tblPr>
+      <w:tblGrid>
+        <w:gridCol w:w="11338"/>
+      </w:tblGrid>
+      <w:tr>
+        <w:trPr>
+          <w:cantSplit/>
+        </w:trPr>
+        <w:tc>
+          <w:tcPr>
+            <w:tcW w:w="11338" w:type="dxa"/>
+            <w:tcMar>
+              <w:top w:w="80" w:type="dxa"/>
+              <w:left w:w="120" w:type="dxa"/>
+              <w:bottom w:w="80" w:type="dxa"/>
+              <w:right w:w="120" w:type="dxa"/>
+            </w:tcMar>
+          </w:tcPr>
+          <w:p>
+            <w:pPr>
+              <w:spacing w:line="360" w:lineRule="auto" w:after="80"/>
+              <w:jc w:val="left"/>
+            </w:pPr>
+            <w:r>
+              <w:rPr>
+                <w:rFonts w:ascii="Calibri" w:hAnsi="Calibri" w:eastAsia="微軟正黑體"/>
+                <w:sz w:val="24"/>
+                <w:szCs w:val="24"/>
+              </w:rPr>
+              <w:t xml:space="preserve">12．已知 </w:t>
             </w:r>
             <m:oMath>
               <m:r>
@@ -1662,6 +2018,7 @@
     </w:p>
     <w:p>
       <w:pPr>
+        <w:keepNext/>
         <w:spacing w:line="360" w:lineRule="auto" w:after="80"/>
         <w:jc w:val="left"/>
       </w:pPr>
@@ -1715,7 +2072,7 @@
           <w:sz w:val="22"/>
           <w:szCs w:val="22"/>
         </w:rPr>
-        <w:t xml:space="preserve">7．平均速度 = [h(2)-h(1)]/1 = 2.7 m/s</w:t>
+        <w:t xml:space="preserve">7．f′(x)=2x-2；(1) f′(2)=2；(2) f(2)=3，切線方程：y=2x-1</w:t>
       </w:r>
     </w:p>
     <w:p>
@@ -1729,7 +2086,7 @@
           <w:sz w:val="22"/>
           <w:szCs w:val="22"/>
         </w:rPr>
-        <w:t xml:space="preserve">8．瞬時速度 v(t)=h′(t)=1.8t，v(10)=18 m/s</w:t>
+        <w:t xml:space="preserve">8．f′(x)=2x，k=f′(2)=4；切線方程：y=4x-7</w:t>
       </w:r>
     </w:p>
     <w:p>
@@ -1757,7 +2114,35 @@
           <w:sz w:val="22"/>
           <w:szCs w:val="22"/>
         </w:rPr>
-        <w:t xml:space="preserve">10．√4.1 ≈ 2+(1/4)×0.1 = 2.025（實際值約 2.0248）</w:t>
+        <w:t xml:space="preserve">10．平均速度 = [h(2)-h(1)]/1 = 2.7 m/s</w:t>
+      </w:r>
+    </w:p>
+    <w:p>
+      <w:pPr>
+        <w:spacing w:line="360" w:lineRule="auto" w:after="80"/>
+        <w:jc w:val="left"/>
+      </w:pPr>
+      <w:r>
+        <w:rPr>
+          <w:rFonts w:ascii="Calibri" w:hAnsi="Calibri" w:eastAsia="微軟正黑體"/>
+          <w:sz w:val="22"/>
+          <w:szCs w:val="22"/>
+        </w:rPr>
+        <w:t xml:space="preserve">11．瞬時速度 v(t)=h′(t)=1.8t，v(10)=18 m/s</w:t>
+      </w:r>
+    </w:p>
+    <w:p>
+      <w:pPr>
+        <w:spacing w:line="360" w:lineRule="auto" w:after="80"/>
+        <w:jc w:val="left"/>
+      </w:pPr>
+      <w:r>
+        <w:rPr>
+          <w:rFonts w:ascii="Calibri" w:hAnsi="Calibri" w:eastAsia="微軟正黑體"/>
+          <w:sz w:val="22"/>
+          <w:szCs w:val="22"/>
+        </w:rPr>
+        <w:t xml:space="preserve">12．√4.1 ≈ 2+(1/4)×0.1 = 2.025（實際值約 2.0248）</w:t>
       </w:r>
     </w:p>
     <w:sectPr>
